--- a/manuscript/cover_letter.docx
+++ b/manuscript/cover_letter.docx
@@ -87,7 +87,7 @@
         <w:rPr>
           <w:b w:val="0"/>
         </w:rPr>
-        <w:t>**Reproducibility.** All code is released as an open-source Python package with a pip-installable distribution, example notebooks, and reproducible pipelines for data download, benchmarking, rewiring testing, and figure generation (GitHub repository and PyPI package provided in the manuscript). We believe this satisfies the journal's emphasis on transparent, reproducible methods.</w:t>
+        <w:t>**Reproducibility.** All code is released as an open-source Python package with a pip-installable distribution, example notebooks, and reproducible pipelines for data download, benchmarking, rewiring testing, and figure generation, available at https://github.com/wangzhipeng-1/Path-AGNN-Cox and on PyPI (https://pypi.org/project/path-agnn-cox/), with an archived snapshot at Zenodo (https://doi.org/10.5281/zenodo.22030045). We believe this satisfies the journal's emphasis on transparent, reproducible methods.</w:t>
       </w:r>
     </w:p>
     <w:p>

--- a/manuscript/cover_letter.docx
+++ b/manuscript/cover_letter.docx
@@ -3,20 +3,6 @@
 <w:document xmlns:wpc="http://schemas.microsoft.com/office/word/2010/wordprocessingCanvas" xmlns:mo="http://schemas.microsoft.com/office/mac/office/2008/main" xmlns:mc="http://schemas.openxmlformats.org/markup-compatibility/2006" xmlns:mv="urn:schemas-microsoft-com:mac:vml" xmlns:o="urn:schemas-microsoft-com:office:office" xmlns:r="http://schemas.openxmlformats.org/officeDocument/2006/relationships" xmlns:m="http://schemas.openxmlformats.org/officeDocument/2006/math" xmlns:v="urn:schemas-microsoft-com:vml" xmlns:wp14="http://schemas.microsoft.com/office/word/2010/wordprocessingDrawing" xmlns:wp="http://schemas.openxmlformats.org/drawingml/2006/wordprocessingDrawing" xmlns:w10="urn:schemas-microsoft-com:office:word" xmlns:w="http://schemas.openxmlformats.org/wordprocessingml/2006/main" xmlns:w14="http://schemas.microsoft.com/office/word/2010/wordml" xmlns:wpg="http://schemas.microsoft.com/office/word/2010/wordprocessingGroup" xmlns:wpi="http://schemas.microsoft.com/office/word/2010/wordprocessingInk" xmlns:wne="http://schemas.microsoft.com/office/word/2006/wordml" xmlns:wps="http://schemas.microsoft.com/office/word/2010/wordprocessingShape" mc:Ignorable="w14 wp14">
   <w:body>
     <w:p>
-      <w:pPr>
-        <w:spacing w:after="160"/>
-      </w:pPr>
-      <w:r>
-        <w:rPr>
-          <w:b w:val="0"/>
-        </w:rPr>
-        <w:t>**To the Editors, Computational and Structural Biotechnology Journal**</w:t>
-      </w:r>
-    </w:p>
-    <w:p>
-      <w:pPr>
-        <w:spacing w:after="160"/>
-      </w:pPr>
       <w:r>
         <w:rPr>
           <w:b w:val="0"/>
@@ -25,86 +11,128 @@
       </w:r>
     </w:p>
     <w:p>
-      <w:pPr>
-        <w:spacing w:after="160"/>
-      </w:pPr>
       <w:r>
         <w:rPr>
           <w:b w:val="0"/>
         </w:rPr>
-        <w:t>We are pleased to submit our manuscript, **"Path-AGNN-Cox: a reproducible statistical framework for testing patient-specific pathway rewiring in cancer survival analysis,"** for consideration as a research article in *Computational and Structural Biotechnology Journal*.</w:t>
       </w:r>
     </w:p>
     <w:p>
-      <w:pPr>
-        <w:spacing w:after="160"/>
-      </w:pPr>
       <w:r>
         <w:rPr>
           <w:b w:val="0"/>
         </w:rPr>
-        <w:t>**What the manuscript contributes.** Transcriptomic survival models based on graph neural networks (GNNs) typically treat the underlying gene interaction topology as fixed across patients. A growing line of work organizes genes into KEGG pathway modules before message passing, but the effective graph remains patient-invariant. Our manuscript provides three things:</w:t>
+        <w:t>We are pleased to submit our manuscript, “Path-AGNN-Cox: a reproducible statistical framework for testing patient-specific pathway rewiring in cancer survival analysis”, for consideration.</w:t>
       </w:r>
     </w:p>
     <w:p>
-      <w:pPr>
-        <w:spacing w:after="160"/>
-      </w:pPr>
       <w:r>
         <w:rPr>
           <w:b w:val="0"/>
         </w:rPr>
-        <w:t>1. **A model that produces patient-specific pathway graphs.** Path-AGNN-Cox constrains message passing to KEGG pathway subgraphs and learns per-patient attention edge weights, with a Cox partial-likelihood head and dual regularization. We do not claim that this improves discrimination: benchmarked on 11 TCGA cancer types (5-fold cross-validation) with 25 independent GEO external cohorts, its C-index is comparable to, but not better than, penalized Cox baselines.</w:t>
       </w:r>
     </w:p>
     <w:p>
-      <w:pPr>
-        <w:spacing w:after="160"/>
-      </w:pPr>
+      <w:r>
+        <w:rPr>
+          <w:b/>
+        </w:rPr>
+        <w:t>What the manuscript contributes.</w:t>
+      </w:r>
+    </w:p>
+    <w:p>
       <w:r>
         <w:rPr>
           <w:b w:val="0"/>
         </w:rPr>
-        <w:t>2. **A statistical testing framework for pathway rewiring.** The paper formalizes edge- and pathway-level tests of between-stratum rewiring with BH-FDR control, label-permutation nulls, a static-model negative control, and a standard-GAT architectural control. To our knowledge, this is the first reproducible framework in which sample-specific pathway rewiring is defined operationally and tested formally, rather than reported qualitatively from attention maps.</w:t>
+        <w:t>Transcriptomic survival models based on graph neural networks (GNNs) typically treat the underlying gene interaction topology as fixed and identical across patients. Path-AGNN-Cox constrains message passing to KEGG pathway subgraphs and learns per-patient pathway graphs; we additionally provide a statistical framework for formally testing patient-specific pathway rewiring, with edge- and pathway-level tests under false-discovery-rate control, label-permutation nulls, a static-model negative control, and a standard-GAT architectural control.</w:t>
       </w:r>
     </w:p>
     <w:p>
-      <w:pPr>
-        <w:spacing w:after="160"/>
-      </w:pPr>
       <w:r>
         <w:rPr>
           <w:b w:val="0"/>
         </w:rPr>
-        <w:t>3. **Clinical and external anchoring.** Rewiring magnitude correlates with Ki-67 expression in two independent cohorts (TCGA-BRCA and the IMvigor210 anti-PD-L1 cohort) and with tumor mutational burden in TCGA-LUAD; multivariable Cox models confirm independent association of the risk score with overall survival. We also report the negative results transparently: in six external GEO cohorts, rewiring magnitude was not significantly associated with overall survival, and immunotherapy response differences in IMvigor210 were not significant.</w:t>
       </w:r>
     </w:p>
     <w:p>
-      <w:pPr>
-        <w:spacing w:after="160"/>
-      </w:pPr>
+      <w:r>
+        <w:rPr>
+          <w:b/>
+        </w:rPr>
+        <w:t>Key points.</w:t>
+      </w:r>
+    </w:p>
+    <w:p>
       <w:r>
         <w:rPr>
           <w:b w:val="0"/>
         </w:rPr>
-        <w:t>**Reproducibility.** All code is released as an open-source Python package with a pip-installable distribution, example notebooks, and reproducible pipelines for data download, benchmarking, rewiring testing, and figure generation, available at https://github.com/wangzhipeng-1/Path-AGNN-Cox and on PyPI (https://pypi.org/project/path-agnn-cox/), with an archived snapshot at Zenodo (https://doi.org/10.5281/zenodo.22030045). We believe this satisfies the journal's emphasis on transparent, reproducible methods.</w:t>
+        <w:t>1. A model that produces patient-specific pathway graphs, coupled to a Cox survival objective with dual regularization.</w:t>
       </w:r>
     </w:p>
     <w:p>
-      <w:pPr>
-        <w:spacing w:after="160"/>
-      </w:pPr>
       <w:r>
         <w:rPr>
           <w:b w:val="0"/>
         </w:rPr>
-        <w:t>All authors have read and approved the manuscript, and none of the authors has a competing financial interest. The manuscript is not under consideration elsewhere.</w:t>
+        <w:t>2. A statistical testing framework for pathway rewiring, benchmarked across 11 TCGA cancer types and 25 independent GEO cohorts, with three ablations and multiple controls.</w:t>
       </w:r>
     </w:p>
     <w:p>
-      <w:pPr>
-        <w:spacing w:after="160"/>
-      </w:pPr>
+      <w:r>
+        <w:rPr>
+          <w:b w:val="0"/>
+        </w:rPr>
+        <w:t>3. Clinical and external anchoring: rewiring magnitude correlates with Ki-67 in two independent cohorts and with tumor mutational burden in LUAD, and is absent by construction in static pathway models.</w:t>
+      </w:r>
+    </w:p>
+    <w:p>
+      <w:r>
+        <w:rPr>
+          <w:b w:val="0"/>
+        </w:rPr>
+      </w:r>
+    </w:p>
+    <w:p>
+      <w:r>
+        <w:rPr>
+          <w:b/>
+        </w:rPr>
+        <w:t>Reproducibility.</w:t>
+      </w:r>
+    </w:p>
+    <w:p>
+      <w:r>
+        <w:rPr>
+          <w:b w:val="0"/>
+        </w:rPr>
+        <w:t>All code is released as an open-source Python package with a pip-installable distribution, example notebooks, and reproducible pipelines covering every table and figure. No patient-level data are redistributed; aggregate outputs required for reproduction are provided.</w:t>
+      </w:r>
+    </w:p>
+    <w:p>
+      <w:r>
+        <w:rPr>
+          <w:b w:val="0"/>
+        </w:rPr>
+      </w:r>
+    </w:p>
+    <w:p>
+      <w:r>
+        <w:rPr>
+          <w:b w:val="0"/>
+        </w:rPr>
+        <w:t>All authors have read and approved the manuscript, and none of the authors has a competing interest. This study was approved by the Ethics Committee of Zhongda Hospital Affiliated with Southeast University. The manuscript is not under consideration elsewhere.</w:t>
+      </w:r>
+    </w:p>
+    <w:p>
+      <w:r>
+        <w:rPr>
+          <w:b w:val="0"/>
+        </w:rPr>
+      </w:r>
+    </w:p>
+    <w:p>
       <w:r>
         <w:rPr>
           <w:b w:val="0"/>
@@ -113,9 +141,13 @@
       </w:r>
     </w:p>
     <w:p>
-      <w:pPr>
-        <w:spacing w:after="160"/>
-      </w:pPr>
+      <w:r>
+        <w:rPr>
+          <w:b w:val="0"/>
+        </w:rPr>
+      </w:r>
+    </w:p>
+    <w:p>
       <w:r>
         <w:rPr>
           <w:b w:val="0"/>
@@ -124,25 +156,51 @@
       </w:r>
     </w:p>
     <w:p>
-      <w:pPr>
-        <w:spacing w:after="160"/>
-      </w:pPr>
       <w:r>
         <w:rPr>
           <w:b w:val="0"/>
         </w:rPr>
-        <w:t>[Author names and affiliations]</w:t>
+        <w:t>Zhipeng Wang[1,*], Luning Wang[2,*], Changsong Wang[1,†], Pengli Zhai[3], Zejun Liu[1], Hui Feng[1], Hongmei Liu[1], Qian Hou[1], Ming Guo[1]</w:t>
       </w:r>
     </w:p>
     <w:p>
-      <w:pPr>
-        <w:spacing w:after="160"/>
-      </w:pPr>
       <w:r>
         <w:rPr>
           <w:b w:val="0"/>
         </w:rPr>
-        <w:t>Corresponding author: [name], [email], [address]</w:t>
+        <w:t>1 Department of TCM, Zhongda Hospital, Southeast University, China</w:t>
+      </w:r>
+    </w:p>
+    <w:p>
+      <w:r>
+        <w:rPr>
+          <w:b w:val="0"/>
+        </w:rPr>
+        <w:t>2 Department of Rehabilitation Medicine, Zhongda Hospital, Southeast University, China</w:t>
+      </w:r>
+    </w:p>
+    <w:p>
+      <w:r>
+        <w:rPr>
+          <w:b w:val="0"/>
+        </w:rPr>
+        <w:t>3 Jiangbei Campus, Jiangsu Provincial Traditional Chinese Medicine Hospital, China</w:t>
+      </w:r>
+    </w:p>
+    <w:p>
+      <w:r>
+        <w:rPr>
+          <w:b w:val="0"/>
+        </w:rPr>
+        <w:t>* These authors contributed equally to this work and are co-first authors.</w:t>
+      </w:r>
+    </w:p>
+    <w:p>
+      <w:r>
+        <w:rPr>
+          <w:b w:val="0"/>
+        </w:rPr>
+        <w:t>† Corresponding author: Changsong Wang, Department of TCM, Zhongda Hospital, Southeast University, China. Email: 101005664@seu.edu.cn</w:t>
       </w:r>
     </w:p>
     <w:sectPr>

--- a/manuscript/cover_letter.docx
+++ b/manuscript/cover_letter.docx
@@ -3,6 +3,20 @@
 <w:document xmlns:wpc="http://schemas.microsoft.com/office/word/2010/wordprocessingCanvas" xmlns:mo="http://schemas.microsoft.com/office/mac/office/2008/main" xmlns:mc="http://schemas.openxmlformats.org/markup-compatibility/2006" xmlns:mv="urn:schemas-microsoft-com:mac:vml" xmlns:o="urn:schemas-microsoft-com:office:office" xmlns:r="http://schemas.openxmlformats.org/officeDocument/2006/relationships" xmlns:m="http://schemas.openxmlformats.org/officeDocument/2006/math" xmlns:v="urn:schemas-microsoft-com:vml" xmlns:wp14="http://schemas.microsoft.com/office/word/2010/wordprocessingDrawing" xmlns:wp="http://schemas.openxmlformats.org/drawingml/2006/wordprocessingDrawing" xmlns:w10="urn:schemas-microsoft-com:office:word" xmlns:w="http://schemas.openxmlformats.org/wordprocessingml/2006/main" xmlns:w14="http://schemas.microsoft.com/office/word/2010/wordml" xmlns:wpg="http://schemas.microsoft.com/office/word/2010/wordprocessingGroup" xmlns:wpi="http://schemas.microsoft.com/office/word/2010/wordprocessingInk" xmlns:wne="http://schemas.microsoft.com/office/word/2006/wordml" xmlns:wps="http://schemas.microsoft.com/office/word/2010/wordprocessingShape" mc:Ignorable="w14 wp14">
   <w:body>
     <w:p>
+      <w:pPr>
+        <w:spacing w:after="160"/>
+      </w:pPr>
+      <w:r>
+        <w:rPr>
+          <w:b w:val="0"/>
+        </w:rPr>
+        <w:t>**To the Editors, Briefings in Bioinformatics**</w:t>
+      </w:r>
+    </w:p>
+    <w:p>
+      <w:pPr>
+        <w:spacing w:after="160"/>
+      </w:pPr>
       <w:r>
         <w:rPr>
           <w:b w:val="0"/>
@@ -11,128 +25,86 @@
       </w:r>
     </w:p>
     <w:p>
+      <w:pPr>
+        <w:spacing w:after="160"/>
+      </w:pPr>
       <w:r>
         <w:rPr>
           <w:b w:val="0"/>
         </w:rPr>
+        <w:t>We are pleased to submit our manuscript, **"Path-AGNN-Cox: a reproducible statistical framework for testing patient-specific pathway rewiring in cancer survival analysis,"** for consideration as a research article in *Computational and Structural Biotechnology Journal*.</w:t>
       </w:r>
     </w:p>
     <w:p>
+      <w:pPr>
+        <w:spacing w:after="160"/>
+      </w:pPr>
       <w:r>
         <w:rPr>
           <w:b w:val="0"/>
         </w:rPr>
-        <w:t>We are pleased to submit our manuscript, “Path-AGNN-Cox: a reproducible statistical framework for testing patient-specific pathway rewiring in cancer survival analysis”, for consideration.</w:t>
+        <w:t>**What the manuscript contributes.** Transcriptomic survival models based on graph neural networks (GNNs) typically treat the underlying gene interaction topology as fixed across patients. A growing line of work organizes genes into KEGG pathway modules before message passing, but the effective graph remains patient-invariant. Our manuscript provides three things:</w:t>
       </w:r>
     </w:p>
     <w:p>
+      <w:pPr>
+        <w:spacing w:after="160"/>
+      </w:pPr>
       <w:r>
         <w:rPr>
           <w:b w:val="0"/>
         </w:rPr>
+        <w:t>1. **A model that produces patient-specific pathway graphs.** Path-AGNN-Cox constrains message passing to KEGG pathway subgraphs and learns per-patient attention edge weights, with a Cox partial-likelihood head and dual regularization. We do not claim that this improves discrimination: benchmarked on 11 TCGA cancer types (5-fold cross-validation) with 25 independent GEO external cohorts, its C-index is comparable to, but not better than, penalized Cox baselines.</w:t>
       </w:r>
     </w:p>
     <w:p>
-      <w:r>
-        <w:rPr>
-          <w:b/>
-        </w:rPr>
-        <w:t>What the manuscript contributes.</w:t>
-      </w:r>
-    </w:p>
-    <w:p>
+      <w:pPr>
+        <w:spacing w:after="160"/>
+      </w:pPr>
       <w:r>
         <w:rPr>
           <w:b w:val="0"/>
         </w:rPr>
-        <w:t>Transcriptomic survival models based on graph neural networks (GNNs) typically treat the underlying gene interaction topology as fixed and identical across patients. Path-AGNN-Cox constrains message passing to KEGG pathway subgraphs and learns per-patient pathway graphs; we additionally provide a statistical framework for formally testing patient-specific pathway rewiring, with edge- and pathway-level tests under false-discovery-rate control, label-permutation nulls, a static-model negative control, and a standard-GAT architectural control.</w:t>
+        <w:t>2. **A statistical testing framework for pathway rewiring.** The paper formalizes edge- and pathway-level tests of between-stratum rewiring with BH-FDR control, label-permutation nulls, a static-model negative control, and a standard-GAT architectural control. To our knowledge, this is the first reproducible framework in which sample-specific pathway rewiring is defined operationally and tested formally, rather than reported qualitatively from attention maps.</w:t>
       </w:r>
     </w:p>
     <w:p>
+      <w:pPr>
+        <w:spacing w:after="160"/>
+      </w:pPr>
       <w:r>
         <w:rPr>
           <w:b w:val="0"/>
         </w:rPr>
+        <w:t>3. **Clinical and external anchoring.** Rewiring magnitude correlates with Ki-67 expression in two independent cohorts (TCGA-BRCA and the IMvigor210 anti-PD-L1 cohort) and with tumor mutational burden in TCGA-LUAD; multivariable Cox models confirm independent association of the risk score with overall survival. We report the negative results transparently: in six external GEO cohorts, rewiring magnitude was not significantly associated with overall survival, and in three melanoma ICB cohorts a prognosis-associated rewiring template did not exceed random gene-set controls. As an exploratory immunotherapy finding, the same template was associated with anti-PD-L1 response in IMvigor210 (Wilcoxon P = 0.019, exceeding 96.2% of random gene-set controls), and this association was concentrated in the low-TMB stratum (P = 0.004; response rate 18.4% vs 6.9%, Fisher exact P = 0.032). The direction was consistent in a second urothelial ICB cohort, GSE176307, with a combined BLCA-template effect of g = 0.28 (95% CI 0.04-0.53, P = 0.022, I2 = 0%).</w:t>
       </w:r>
     </w:p>
     <w:p>
-      <w:r>
-        <w:rPr>
-          <w:b/>
-        </w:rPr>
-        <w:t>Key points.</w:t>
-      </w:r>
-    </w:p>
-    <w:p>
+      <w:pPr>
+        <w:spacing w:after="160"/>
+      </w:pPr>
       <w:r>
         <w:rPr>
           <w:b w:val="0"/>
         </w:rPr>
-        <w:t>1. A model that produces patient-specific pathway graphs, coupled to a Cox survival objective with dual regularization.</w:t>
+        <w:t>**Reproducibility.** All code is released as an open-source Python package with a pip-installable distribution, example notebooks, and reproducible pipelines for data download, benchmarking, rewiring testing, and figure generation, available at https://github.com/wangzhipeng-1/Path-AGNN-Cox and on PyPI (https://pypi.org/project/path-agnn-cox/), with an archived snapshot at Zenodo (https://doi.org/10.5281/zenodo.22030045). We believe this satisfies the journal's emphasis on transparent, reproducible methods.</w:t>
       </w:r>
     </w:p>
     <w:p>
+      <w:pPr>
+        <w:spacing w:after="160"/>
+      </w:pPr>
       <w:r>
         <w:rPr>
           <w:b w:val="0"/>
         </w:rPr>
-        <w:t>2. A statistical testing framework for pathway rewiring, benchmarked across 11 TCGA cancer types and 25 independent GEO cohorts, with three ablations and multiple controls.</w:t>
+        <w:t>All authors have read and approved the manuscript, and none of the authors has a competing financial interest. The manuscript is not under consideration elsewhere.</w:t>
       </w:r>
     </w:p>
     <w:p>
-      <w:r>
-        <w:rPr>
-          <w:b w:val="0"/>
-        </w:rPr>
-        <w:t>3. Clinical and external anchoring: rewiring magnitude correlates with Ki-67 in two independent cohorts and with tumor mutational burden in LUAD, and is absent by construction in static pathway models.</w:t>
-      </w:r>
-    </w:p>
-    <w:p>
-      <w:r>
-        <w:rPr>
-          <w:b w:val="0"/>
-        </w:rPr>
-      </w:r>
-    </w:p>
-    <w:p>
-      <w:r>
-        <w:rPr>
-          <w:b/>
-        </w:rPr>
-        <w:t>Reproducibility.</w:t>
-      </w:r>
-    </w:p>
-    <w:p>
-      <w:r>
-        <w:rPr>
-          <w:b w:val="0"/>
-        </w:rPr>
-        <w:t>All code is released as an open-source Python package with a pip-installable distribution, example notebooks, and reproducible pipelines covering every table and figure. No patient-level data are redistributed; aggregate outputs required for reproduction are provided.</w:t>
-      </w:r>
-    </w:p>
-    <w:p>
-      <w:r>
-        <w:rPr>
-          <w:b w:val="0"/>
-        </w:rPr>
-      </w:r>
-    </w:p>
-    <w:p>
-      <w:r>
-        <w:rPr>
-          <w:b w:val="0"/>
-        </w:rPr>
-        <w:t>All authors have read and approved the manuscript, and none of the authors has a competing interest. This study was approved by the Ethics Committee of Zhongda Hospital Affiliated with Southeast University. The manuscript is not under consideration elsewhere.</w:t>
-      </w:r>
-    </w:p>
-    <w:p>
-      <w:r>
-        <w:rPr>
-          <w:b w:val="0"/>
-        </w:rPr>
-      </w:r>
-    </w:p>
-    <w:p>
+      <w:pPr>
+        <w:spacing w:after="160"/>
+      </w:pPr>
       <w:r>
         <w:rPr>
           <w:b w:val="0"/>
@@ -141,13 +113,9 @@
       </w:r>
     </w:p>
     <w:p>
-      <w:r>
-        <w:rPr>
-          <w:b w:val="0"/>
-        </w:rPr>
-      </w:r>
-    </w:p>
-    <w:p>
+      <w:pPr>
+        <w:spacing w:after="160"/>
+      </w:pPr>
       <w:r>
         <w:rPr>
           <w:b w:val="0"/>
@@ -156,51 +124,25 @@
       </w:r>
     </w:p>
     <w:p>
+      <w:pPr>
+        <w:spacing w:after="160"/>
+      </w:pPr>
       <w:r>
         <w:rPr>
           <w:b w:val="0"/>
         </w:rPr>
-        <w:t>Zhipeng Wang[1,*], Luning Wang[2,*], Changsong Wang[1,†], Pengli Zhai[3], Zejun Liu[1], Hui Feng[1], Hongmei Liu[1], Qian Hou[1], Ming Guo[1]</w:t>
+        <w:t>Zhipeng Wang, Luning Wang, Changsong Wang, Pengli Zhai, Zejun Liu, Hui Feng, Hongmei Liu, Qian Hou, Ming Guo</w:t>
       </w:r>
     </w:p>
     <w:p>
+      <w:pPr>
+        <w:spacing w:after="160"/>
+      </w:pPr>
       <w:r>
         <w:rPr>
           <w:b w:val="0"/>
         </w:rPr>
-        <w:t>1 Department of TCM, Zhongda Hospital, Southeast University, China</w:t>
-      </w:r>
-    </w:p>
-    <w:p>
-      <w:r>
-        <w:rPr>
-          <w:b w:val="0"/>
-        </w:rPr>
-        <w:t>2 Department of Rehabilitation Medicine, Zhongda Hospital, Southeast University, China</w:t>
-      </w:r>
-    </w:p>
-    <w:p>
-      <w:r>
-        <w:rPr>
-          <w:b w:val="0"/>
-        </w:rPr>
-        <w:t>3 Jiangbei Campus, Jiangsu Provincial Traditional Chinese Medicine Hospital, China</w:t>
-      </w:r>
-    </w:p>
-    <w:p>
-      <w:r>
-        <w:rPr>
-          <w:b w:val="0"/>
-        </w:rPr>
-        <w:t>* These authors contributed equally to this work and are co-first authors.</w:t>
-      </w:r>
-    </w:p>
-    <w:p>
-      <w:r>
-        <w:rPr>
-          <w:b w:val="0"/>
-        </w:rPr>
-        <w:t>† Corresponding author: Changsong Wang, Department of TCM, Zhongda Hospital, Southeast University, China. Email: 101005664@seu.edu.cn</w:t>
+        <w:t>Corresponding author: Changsong Wang, Department of TCM, Zhongda Hospital, Southeast University, China. Email: 101005664@seu.edu.cn</w:t>
       </w:r>
     </w:p>
     <w:sectPr>

--- a/manuscript/cover_letter.docx
+++ b/manuscript/cover_letter.docx
@@ -87,7 +87,7 @@
         <w:rPr>
           <w:b w:val="0"/>
         </w:rPr>
-        <w:t>**Reproducibility.** All code is released as an open-source Python package with a pip-installable distribution, example notebooks, and reproducible pipelines for data download, benchmarking, rewiring testing, and figure generation, available at https://github.com/wangzhipeng-1/Path-AGNN-Cox and on PyPI (https://pypi.org/project/path-agnn-cox/), with an archived snapshot at Zenodo (https://doi.org/10.5281/zenodo.22030045). We believe this satisfies the journal's emphasis on transparent, reproducible methods.</w:t>
+        <w:t>**Reproducibility.** All code is released as an open-source Python package with a pip-installable distribution, example notebooks, and reproducible pipelines for data download, benchmarking, rewiring testing, and figure generation, available at https://github.com/ZhongdaHospital-SEU/Path-AGNN-Cox and on PyPI (https://pypi.org/project/path-agnn-cox/), with an archived snapshot at Zenodo (https://doi.org/10.5281/zenodo.22030045). We believe this satisfies the journal's emphasis on transparent, reproducible methods.</w:t>
       </w:r>
     </w:p>
     <w:p>

--- a/manuscript/cover_letter.docx
+++ b/manuscript/cover_letter.docx
@@ -32,7 +32,7 @@
         <w:rPr>
           <w:b w:val="0"/>
         </w:rPr>
-        <w:t>We are pleased to submit our manuscript, **"Path-AGNN-Cox: a reproducible statistical framework for testing patient-specific pathway rewiring in cancer survival analysis,"** for consideration as a research article in *Computational and Structural Biotechnology Journal*.</w:t>
+        <w:t>We are pleased to submit our manuscript, **"Path-AGNN-Cox: a reproducible statistical framework for testing patient-specific pathway rewiring in cancer survival analysis,"** for consideration as a research article in *Briefings in Bioinformatics*.</w:t>
       </w:r>
     </w:p>
     <w:p>
@@ -76,7 +76,7 @@
         <w:rPr>
           <w:b w:val="0"/>
         </w:rPr>
-        <w:t>3. **Clinical and external anchoring.** Rewiring magnitude correlates with Ki-67 expression in two independent cohorts (TCGA-BRCA and the IMvigor210 anti-PD-L1 cohort) and with tumor mutational burden in TCGA-LUAD; multivariable Cox models confirm independent association of the risk score with overall survival. We report the negative results transparently: in six external GEO cohorts, rewiring magnitude was not significantly associated with overall survival, and in three melanoma ICB cohorts a prognosis-associated rewiring template did not exceed random gene-set controls. As an exploratory immunotherapy finding, the same template was associated with anti-PD-L1 response in IMvigor210 (Wilcoxon P = 0.019, exceeding 96.2% of random gene-set controls), and this association was concentrated in the low-TMB stratum (P = 0.004; response rate 18.4% vs 6.9%, Fisher exact P = 0.032). The direction was consistent in a second urothelial ICB cohort, GSE176307, with a combined BLCA-template effect of g = 0.28 (95% CI 0.04-0.53, P = 0.022, I2 = 0%).</w:t>
+        <w:t>3. **Clinical and external anchoring.** Rewiring magnitude correlates with Ki-67 expression in two independent cohorts (TCGA-BRCA and the IMvigor210 anti-PD-L1 cohort) and with tumor mutational burden in TCGA-LUAD; multivariable Cox models confirm independent association of the risk score with overall survival. We report the negative results transparently: in six external GEO cohorts, rewiring magnitude was not significantly associated with overall survival, and in three melanoma ICB cohorts a prognosis-associated rewiring template did not exceed random gene-set controls. As an exploratory immunotherapy finding, the same template was associated with anti-PD-L1 response in IMvigor210 (Wilcoxon P = 0.019, exceeding 96.2% of random gene-set controls), and this association was concentrated in the low-TMB stratum (P = 0.004; response rate 18.4% vs 6.9%, Fisher exact P = 0.032). The direction was consistent in a second urothelial ICB cohort, GSE176307, with a combined BLCA-template effect of g = 0.28 (95% CI 0.04-0.53, P = 0.022, I2 = 0%). A third urothelial cohort with a different endpoint, neoadjuvant durvalumab plus olaparib with pathological response in GSE225066 (n = 16 pre-treatment biopsies), showed no association beyond random controls (P = 1.000; random-control percentile 79.9%); the three-cohort combination remained nominally significant (g = 0.27, 95% CI 0.03-0.51, P = 0.025), with the signal carried by the two RECIST-assessed cohorts.</w:t>
       </w:r>
     </w:p>
     <w:p>
